--- a/docs/docx/Приложение_Г_IDEF0.docx
+++ b/docs/docx/Приложение_Г_IDEF0.docx
@@ -2,13 +2,13 @@
 <file path=word/document.xml><?xml version="1.0" encoding="utf-8"?>
 <w:document xmlns:w="http://schemas.openxmlformats.org/wordprocessingml/2006/main" xmlns:m="http://schemas.openxmlformats.org/officeDocument/2006/math" xmlns:r="http://schemas.openxmlformats.org/officeDocument/2006/relationships" xmlns:o="urn:schemas-microsoft-com:office:office" xmlns:v="urn:schemas-microsoft-com:vml" xmlns:w10="urn:schemas-microsoft-com:office:word" xmlns:a="http://schemas.openxmlformats.org/drawingml/2006/main" xmlns:pic="http://schemas.openxmlformats.org/drawingml/2006/picture" xmlns:wp="http://schemas.openxmlformats.org/drawingml/2006/wordprocessingDrawing">
   <w:body>
-    <w:bookmarkStart w:id="15" w:name="приложение-г.-диаграмма-idef0"/>
+    <w:bookmarkStart w:id="16" w:name="приложение-г.-диаграммы-idef0"/>
     <w:p>
       <w:pPr>
         <w:pStyle w:val="Heading1"/>
       </w:pPr>
       <w:r>
-        <w:t xml:space="preserve">Приложение Г. Диаграмма IDEF0</w:t>
+        <w:t xml:space="preserve">Приложение Г. Диаграммы IDEF0</w:t>
       </w:r>
     </w:p>
     <w:p>
@@ -36,13 +36,29 @@
           <w:b/>
           <w:bCs/>
         </w:rPr>
+        <w:t xml:space="preserve">Нотация:</w:t>
+      </w:r>
+      <w:r>
+        <w:t xml:space="preserve"> </w:t>
+      </w:r>
+      <w:r>
+        <w:t xml:space="preserve">IDEF0 (ICOM: Input, Control, Output, Mechanism)</w:t>
+      </w:r>
+      <w:r>
+        <w:br/>
+      </w:r>
+      <w:r>
+        <w:rPr>
+          <w:b/>
+          <w:bCs/>
+        </w:rPr>
         <w:t xml:space="preserve">Версия:</w:t>
       </w:r>
       <w:r>
         <w:t xml:space="preserve"> </w:t>
       </w:r>
       <w:r>
-        <w:t xml:space="preserve">1.0</w:t>
+        <w:t xml:space="preserve">1.1</w:t>
       </w:r>
       <w:r>
         <w:br/>
@@ -97,6 +113,78 @@
     </w:p>
     <w:p>
       <w:pPr>
+        <w:pStyle w:val="BodyText"/>
+      </w:pPr>
+      <w:r>
+        <w:t xml:space="preserve">Нотация соответствует стандарту IDEF0:</w:t>
+      </w:r>
+      <w:r>
+        <w:t xml:space="preserve"> </w:t>
+      </w:r>
+      <w:r>
+        <w:rPr>
+          <w:b/>
+          <w:bCs/>
+        </w:rPr>
+        <w:t xml:space="preserve">вход</w:t>
+      </w:r>
+      <w:r>
+        <w:t xml:space="preserve"> </w:t>
+      </w:r>
+      <w:r>
+        <w:t xml:space="preserve">— слева,</w:t>
+      </w:r>
+      <w:r>
+        <w:t xml:space="preserve"> </w:t>
+      </w:r>
+      <w:r>
+        <w:rPr>
+          <w:b/>
+          <w:bCs/>
+        </w:rPr>
+        <w:t xml:space="preserve">управление</w:t>
+      </w:r>
+      <w:r>
+        <w:t xml:space="preserve"> </w:t>
+      </w:r>
+      <w:r>
+        <w:t xml:space="preserve">— сверху,</w:t>
+      </w:r>
+      <w:r>
+        <w:t xml:space="preserve"> </w:t>
+      </w:r>
+      <w:r>
+        <w:rPr>
+          <w:b/>
+          <w:bCs/>
+        </w:rPr>
+        <w:t xml:space="preserve">выход</w:t>
+      </w:r>
+      <w:r>
+        <w:t xml:space="preserve"> </w:t>
+      </w:r>
+      <w:r>
+        <w:t xml:space="preserve">— справа,</w:t>
+      </w:r>
+      <w:r>
+        <w:t xml:space="preserve"> </w:t>
+      </w:r>
+      <w:r>
+        <w:rPr>
+          <w:b/>
+          <w:bCs/>
+        </w:rPr>
+        <w:t xml:space="preserve">механизм</w:t>
+      </w:r>
+      <w:r>
+        <w:t xml:space="preserve"> </w:t>
+      </w:r>
+      <w:r>
+        <w:t xml:space="preserve">— снизу.</w:t>
+      </w:r>
+    </w:p>
+    <w:p>
+      <w:pPr>
         <w:pStyle w:val="SourceCode"/>
       </w:pPr>
       <w:r>
@@ -112,34 +200,43 @@
         <w:rPr>
           <w:rStyle w:val="VerbatimChar"/>
         </w:rPr>
-        <w:t xml:space="preserve">    subgraph inputs["Входы (I)"]</w:t>
-      </w:r>
-      <w:r>
-        <w:br/>
-      </w:r>
-      <w:r>
-        <w:rPr>
-          <w:rStyle w:val="VerbatimChar"/>
-        </w:rPr>
-        <w:t xml:space="preserve">        I1["Учётные данные\nсотрудников"]</w:t>
-      </w:r>
-      <w:r>
-        <w:br/>
-      </w:r>
-      <w:r>
-        <w:rPr>
-          <w:rStyle w:val="VerbatimChar"/>
-        </w:rPr>
-        <w:t xml:space="preserve">        I2["Учебные материалы\n(курсы)"]</w:t>
-      </w:r>
-      <w:r>
-        <w:br/>
-      </w:r>
-      <w:r>
-        <w:rPr>
-          <w:rStyle w:val="VerbatimChar"/>
-        </w:rPr>
-        <w:t xml:space="preserve">        I3["Заявки на\nназначение обучения"]</w:t>
+        <w:t xml:space="preserve">    subgraph IN[" "]</w:t>
+      </w:r>
+      <w:r>
+        <w:br/>
+      </w:r>
+      <w:r>
+        <w:rPr>
+          <w:rStyle w:val="VerbatimChar"/>
+        </w:rPr>
+        <w:t xml:space="preserve">        direction TB</w:t>
+      </w:r>
+      <w:r>
+        <w:br/>
+      </w:r>
+      <w:r>
+        <w:rPr>
+          <w:rStyle w:val="VerbatimChar"/>
+        </w:rPr>
+        <w:t xml:space="preserve">        I1["I1: Учётные данные\nсотрудников"]</w:t>
+      </w:r>
+      <w:r>
+        <w:br/>
+      </w:r>
+      <w:r>
+        <w:rPr>
+          <w:rStyle w:val="VerbatimChar"/>
+        </w:rPr>
+        <w:t xml:space="preserve">        I2["I2: Учебные материалы\n(курсы, SCORM)"]</w:t>
+      </w:r>
+      <w:r>
+        <w:br/>
+      </w:r>
+      <w:r>
+        <w:rPr>
+          <w:rStyle w:val="VerbatimChar"/>
+        </w:rPr>
+        <w:t xml:space="preserve">        I3["I3: Заявки на\nназначение обучения"]</w:t>
       </w:r>
       <w:r>
         <w:br/>
@@ -160,16 +257,16 @@
         <w:rPr>
           <w:rStyle w:val="VerbatimChar"/>
         </w:rPr>
-        <w:t xml:space="preserve">    subgraph process["A-0"]</w:t>
-      </w:r>
-      <w:r>
-        <w:br/>
-      </w:r>
-      <w:r>
-        <w:rPr>
-          <w:rStyle w:val="VerbatimChar"/>
-        </w:rPr>
-        <w:t xml:space="preserve">        A0["Обеспечить\nкорпоративное\nобучение\nсотрудников"]</w:t>
+        <w:t xml:space="preserve">    subgraph BOX[" "]</w:t>
+      </w:r>
+      <w:r>
+        <w:br/>
+      </w:r>
+      <w:r>
+        <w:rPr>
+          <w:rStyle w:val="VerbatimChar"/>
+        </w:rPr>
+        <w:t xml:space="preserve">        A0["A-0\nОбеспечить\nкорпоративное\nобучение\nсотрудников"]</w:t>
       </w:r>
       <w:r>
         <w:br/>
@@ -190,34 +287,43 @@
         <w:rPr>
           <w:rStyle w:val="VerbatimChar"/>
         </w:rPr>
-        <w:t xml:space="preserve">    subgraph controls["Управление (C)"]</w:t>
-      </w:r>
-      <w:r>
-        <w:br/>
-      </w:r>
-      <w:r>
-        <w:rPr>
-          <w:rStyle w:val="VerbatimChar"/>
-        </w:rPr>
-        <w:t xml:space="preserve">        C1["Политика обучения\nкомпании"]</w:t>
-      </w:r>
-      <w:r>
-        <w:br/>
-      </w:r>
-      <w:r>
-        <w:rPr>
-          <w:rStyle w:val="VerbatimChar"/>
-        </w:rPr>
-        <w:t xml:space="preserve">        C2["Техническое\nзадание"]</w:t>
-      </w:r>
-      <w:r>
-        <w:br/>
-      </w:r>
-      <w:r>
-        <w:rPr>
-          <w:rStyle w:val="VerbatimChar"/>
-        </w:rPr>
-        <w:t xml:space="preserve">        C3["Порог прохождения\n70%"]</w:t>
+        <w:t xml:space="preserve">    subgraph OUT[" "]</w:t>
+      </w:r>
+      <w:r>
+        <w:br/>
+      </w:r>
+      <w:r>
+        <w:rPr>
+          <w:rStyle w:val="VerbatimChar"/>
+        </w:rPr>
+        <w:t xml:space="preserve">        direction TB</w:t>
+      </w:r>
+      <w:r>
+        <w:br/>
+      </w:r>
+      <w:r>
+        <w:rPr>
+          <w:rStyle w:val="VerbatimChar"/>
+        </w:rPr>
+        <w:t xml:space="preserve">        O1["O1: Рейтинг\nи статистика"]</w:t>
+      </w:r>
+      <w:r>
+        <w:br/>
+      </w:r>
+      <w:r>
+        <w:rPr>
+          <w:rStyle w:val="VerbatimChar"/>
+        </w:rPr>
+        <w:t xml:space="preserve">        O2["O2: Отчёты Excel"]</w:t>
+      </w:r>
+      <w:r>
+        <w:br/>
+      </w:r>
+      <w:r>
+        <w:rPr>
+          <w:rStyle w:val="VerbatimChar"/>
+        </w:rPr>
+        <w:t xml:space="preserve">        O3["O3: Результаты\nпрохождения\n(User_result)"]</w:t>
       </w:r>
       <w:r>
         <w:br/>
@@ -238,34 +344,52 @@
         <w:rPr>
           <w:rStyle w:val="VerbatimChar"/>
         </w:rPr>
-        <w:t xml:space="preserve">    subgraph mechanisms["Механизмы (M)"]</w:t>
-      </w:r>
-      <w:r>
-        <w:br/>
-      </w:r>
-      <w:r>
-        <w:rPr>
-          <w:rStyle w:val="VerbatimChar"/>
-        </w:rPr>
-        <w:t xml:space="preserve">        M1["LMS\n(Flask + SQL Server)"]</w:t>
-      </w:r>
-      <w:r>
-        <w:br/>
-      </w:r>
-      <w:r>
-        <w:rPr>
-          <w:rStyle w:val="VerbatimChar"/>
-        </w:rPr>
-        <w:t xml:space="preserve">        M2["Эксперт /\nАдминистратор"]</w:t>
-      </w:r>
-      <w:r>
-        <w:br/>
-      </w:r>
-      <w:r>
-        <w:rPr>
-          <w:rStyle w:val="VerbatimChar"/>
-        </w:rPr>
-        <w:t xml:space="preserve">        M3["Обучающийся"]</w:t>
+        <w:t xml:space="preserve">    subgraph CTL[" "]</w:t>
+      </w:r>
+      <w:r>
+        <w:br/>
+      </w:r>
+      <w:r>
+        <w:rPr>
+          <w:rStyle w:val="VerbatimChar"/>
+        </w:rPr>
+        <w:t xml:space="preserve">        direction TB</w:t>
+      </w:r>
+      <w:r>
+        <w:br/>
+      </w:r>
+      <w:r>
+        <w:rPr>
+          <w:rStyle w:val="VerbatimChar"/>
+        </w:rPr>
+        <w:t xml:space="preserve">        C1["C1: Политика обучения"]</w:t>
+      </w:r>
+      <w:r>
+        <w:br/>
+      </w:r>
+      <w:r>
+        <w:rPr>
+          <w:rStyle w:val="VerbatimChar"/>
+        </w:rPr>
+        <w:t xml:space="preserve">        C2["C2: Техническое задание"]</w:t>
+      </w:r>
+      <w:r>
+        <w:br/>
+      </w:r>
+      <w:r>
+        <w:rPr>
+          <w:rStyle w:val="VerbatimChar"/>
+        </w:rPr>
+        <w:t xml:space="preserve">        C3["C3: Порог прохождения 70%"]</w:t>
+      </w:r>
+      <w:r>
+        <w:br/>
+      </w:r>
+      <w:r>
+        <w:rPr>
+          <w:rStyle w:val="VerbatimChar"/>
+        </w:rPr>
+        <w:t xml:space="preserve">        C4["C4: Ролевая модель\n(admin, expert, student)"]</w:t>
       </w:r>
       <w:r>
         <w:br/>
@@ -286,34 +410,52 @@
         <w:rPr>
           <w:rStyle w:val="VerbatimChar"/>
         </w:rPr>
-        <w:t xml:space="preserve">    subgraph outputs["Выходы (O)"]</w:t>
-      </w:r>
-      <w:r>
-        <w:br/>
-      </w:r>
-      <w:r>
-        <w:rPr>
-          <w:rStyle w:val="VerbatimChar"/>
-        </w:rPr>
-        <w:t xml:space="preserve">        O1["Рейтинг\nи статистика"]</w:t>
-      </w:r>
-      <w:r>
-        <w:br/>
-      </w:r>
-      <w:r>
-        <w:rPr>
-          <w:rStyle w:val="VerbatimChar"/>
-        </w:rPr>
-        <w:t xml:space="preserve">        O2["Отчёты Excel"]</w:t>
-      </w:r>
-      <w:r>
-        <w:br/>
-      </w:r>
-      <w:r>
-        <w:rPr>
-          <w:rStyle w:val="VerbatimChar"/>
-        </w:rPr>
-        <w:t xml:space="preserve">        O3["Результаты\nпрохождения курсов"]</w:t>
+        <w:t xml:space="preserve">    subgraph MEC[" "]</w:t>
+      </w:r>
+      <w:r>
+        <w:br/>
+      </w:r>
+      <w:r>
+        <w:rPr>
+          <w:rStyle w:val="VerbatimChar"/>
+        </w:rPr>
+        <w:t xml:space="preserve">        direction TB</w:t>
+      </w:r>
+      <w:r>
+        <w:br/>
+      </w:r>
+      <w:r>
+        <w:rPr>
+          <w:rStyle w:val="VerbatimChar"/>
+        </w:rPr>
+        <w:t xml:space="preserve">        M1["M1: LMS\nFlask + SQL Server"]</w:t>
+      </w:r>
+      <w:r>
+        <w:br/>
+      </w:r>
+      <w:r>
+        <w:rPr>
+          <w:rStyle w:val="VerbatimChar"/>
+        </w:rPr>
+        <w:t xml:space="preserve">        M2["M2: Эксперт"]</w:t>
+      </w:r>
+      <w:r>
+        <w:br/>
+      </w:r>
+      <w:r>
+        <w:rPr>
+          <w:rStyle w:val="VerbatimChar"/>
+        </w:rPr>
+        <w:t xml:space="preserve">        M3["M3: Администратор"]</w:t>
+      </w:r>
+      <w:r>
+        <w:br/>
+      </w:r>
+      <w:r>
+        <w:rPr>
+          <w:rStyle w:val="VerbatimChar"/>
+        </w:rPr>
+        <w:t xml:space="preserve">        M4["M4: Обучающийся"]</w:t>
       </w:r>
       <w:r>
         <w:br/>
@@ -388,6 +530,15 @@
         <w:rPr>
           <w:rStyle w:val="VerbatimChar"/>
         </w:rPr>
+        <w:t xml:space="preserve">    C4 --&gt; A0</w:t>
+      </w:r>
+      <w:r>
+        <w:br/>
+      </w:r>
+      <w:r>
+        <w:rPr>
+          <w:rStyle w:val="VerbatimChar"/>
+        </w:rPr>
         <w:t xml:space="preserve">    M1 --&gt; A0</w:t>
       </w:r>
       <w:r>
@@ -415,6 +566,15 @@
         <w:rPr>
           <w:rStyle w:val="VerbatimChar"/>
         </w:rPr>
+        <w:t xml:space="preserve">    M4 --&gt; A0</w:t>
+      </w:r>
+      <w:r>
+        <w:br/>
+      </w:r>
+      <w:r>
+        <w:rPr>
+          <w:rStyle w:val="VerbatimChar"/>
+        </w:rPr>
         <w:t xml:space="preserve">    A0 --&gt; O1</w:t>
       </w:r>
       <w:r>
@@ -436,13 +596,13 @@
         <w:t xml:space="preserve">    A0 --&gt; O3</w:t>
       </w:r>
     </w:p>
-    <w:bookmarkStart w:id="9" w:name="расшифровка-контекстной-диаграммы"/>
+    <w:bookmarkStart w:id="9" w:name="расшифровка-icom"/>
     <w:p>
       <w:pPr>
         <w:pStyle w:val="Heading3"/>
       </w:pPr>
       <w:r>
-        <w:t xml:space="preserve">Расшифровка контекстной диаграммы</w:t>
+        <w:t xml:space="preserve">Расшифровка ICOM</w:t>
       </w:r>
     </w:p>
     <w:tbl>
@@ -453,8 +613,10 @@
         <w:tblLook w:firstRow="1" w:lastRow="0" w:firstColumn="0" w:lastColumn="0" w:noHBand="0" w:noVBand="0" w:val="0020"/>
       </w:tblPr>
       <w:tblGrid>
-        <w:gridCol w:w="3751"/>
-        <w:gridCol w:w="4168"/>
+        <w:gridCol w:w="1365"/>
+        <w:gridCol w:w="1365"/>
+        <w:gridCol w:w="2457"/>
+        <w:gridCol w:w="2731"/>
       </w:tblGrid>
       <w:tr>
         <w:trPr>
@@ -467,6 +629,28 @@
               <w:pStyle w:val="Compact"/>
             </w:pPr>
             <w:r>
+              <w:t xml:space="preserve">Тип</w:t>
+            </w:r>
+          </w:p>
+        </w:tc>
+        <w:tc>
+          <w:tcPr/>
+          <w:p>
+            <w:pPr>
+              <w:pStyle w:val="Compact"/>
+            </w:pPr>
+            <w:r>
+              <w:t xml:space="preserve">Код</w:t>
+            </w:r>
+          </w:p>
+        </w:tc>
+        <w:tc>
+          <w:tcPr/>
+          <w:p>
+            <w:pPr>
+              <w:pStyle w:val="Compact"/>
+            </w:pPr>
+            <w:r>
               <w:t xml:space="preserve">Элемент</w:t>
             </w:r>
           </w:p>
@@ -495,18 +679,149 @@
                 <w:b/>
                 <w:bCs/>
               </w:rPr>
-              <w:t xml:space="preserve">Входы</w:t>
-            </w:r>
-          </w:p>
-        </w:tc>
-        <w:tc>
-          <w:tcPr/>
-          <w:p>
-            <w:pPr>
-              <w:pStyle w:val="Compact"/>
-            </w:pPr>
-            <w:r>
-              <w:t xml:space="preserve">Данные пользователей, файлы курсов, запросы на назначение</w:t>
+              <w:t xml:space="preserve">Вход</w:t>
+            </w:r>
+          </w:p>
+        </w:tc>
+        <w:tc>
+          <w:tcPr/>
+          <w:p>
+            <w:pPr>
+              <w:pStyle w:val="Compact"/>
+            </w:pPr>
+            <w:r>
+              <w:t xml:space="preserve">I1</w:t>
+            </w:r>
+          </w:p>
+        </w:tc>
+        <w:tc>
+          <w:tcPr/>
+          <w:p>
+            <w:pPr>
+              <w:pStyle w:val="Compact"/>
+            </w:pPr>
+            <w:r>
+              <w:t xml:space="preserve">Учётные данные</w:t>
+            </w:r>
+          </w:p>
+        </w:tc>
+        <w:tc>
+          <w:tcPr/>
+          <w:p>
+            <w:pPr>
+              <w:pStyle w:val="Compact"/>
+            </w:pPr>
+            <w:r>
+              <w:t xml:space="preserve">Таблицы Users, Position, Roles</w:t>
+            </w:r>
+          </w:p>
+        </w:tc>
+      </w:tr>
+      <w:tr>
+        <w:tc>
+          <w:tcPr/>
+          <w:p>
+            <w:pPr>
+              <w:pStyle w:val="Compact"/>
+            </w:pPr>
+            <w:r>
+              <w:rPr>
+                <w:b/>
+                <w:bCs/>
+              </w:rPr>
+              <w:t xml:space="preserve">Вход</w:t>
+            </w:r>
+          </w:p>
+        </w:tc>
+        <w:tc>
+          <w:tcPr/>
+          <w:p>
+            <w:pPr>
+              <w:pStyle w:val="Compact"/>
+            </w:pPr>
+            <w:r>
+              <w:t xml:space="preserve">I2</w:t>
+            </w:r>
+          </w:p>
+        </w:tc>
+        <w:tc>
+          <w:tcPr/>
+          <w:p>
+            <w:pPr>
+              <w:pStyle w:val="Compact"/>
+            </w:pPr>
+            <w:r>
+              <w:t xml:space="preserve">Учебные материалы</w:t>
+            </w:r>
+          </w:p>
+        </w:tc>
+        <w:tc>
+          <w:tcPr/>
+          <w:p>
+            <w:pPr>
+              <w:pStyle w:val="Compact"/>
+            </w:pPr>
+            <w:r>
+              <w:t xml:space="preserve">Файлы в</w:t>
+            </w:r>
+            <w:r>
+              <w:t xml:space="preserve"> </w:t>
+            </w:r>
+            <w:r>
+              <w:rPr>
+                <w:rStyle w:val="VerbatimChar"/>
+              </w:rPr>
+              <w:t xml:space="preserve">backend/courses/</w:t>
+            </w:r>
+          </w:p>
+        </w:tc>
+      </w:tr>
+      <w:tr>
+        <w:tc>
+          <w:tcPr/>
+          <w:p>
+            <w:pPr>
+              <w:pStyle w:val="Compact"/>
+            </w:pPr>
+            <w:r>
+              <w:rPr>
+                <w:b/>
+                <w:bCs/>
+              </w:rPr>
+              <w:t xml:space="preserve">Вход</w:t>
+            </w:r>
+          </w:p>
+        </w:tc>
+        <w:tc>
+          <w:tcPr/>
+          <w:p>
+            <w:pPr>
+              <w:pStyle w:val="Compact"/>
+            </w:pPr>
+            <w:r>
+              <w:t xml:space="preserve">I3</w:t>
+            </w:r>
+          </w:p>
+        </w:tc>
+        <w:tc>
+          <w:tcPr/>
+          <w:p>
+            <w:pPr>
+              <w:pStyle w:val="Compact"/>
+            </w:pPr>
+            <w:r>
+              <w:t xml:space="preserve">Заявки на назначение</w:t>
+            </w:r>
+          </w:p>
+        </w:tc>
+        <w:tc>
+          <w:tcPr/>
+          <w:p>
+            <w:pPr>
+              <w:pStyle w:val="Compact"/>
+            </w:pPr>
+            <w:r>
+              <w:t xml:space="preserve">Действия эксперта в assignments.html</w:t>
             </w:r>
           </w:p>
         </w:tc>
@@ -534,7 +849,29 @@
               <w:pStyle w:val="Compact"/>
             </w:pPr>
             <w:r>
-              <w:t xml:space="preserve">Корпоративные правила обучения, ТЗ, требования к оценке</w:t>
+              <w:t xml:space="preserve">C1</w:t>
+            </w:r>
+          </w:p>
+        </w:tc>
+        <w:tc>
+          <w:tcPr/>
+          <w:p>
+            <w:pPr>
+              <w:pStyle w:val="Compact"/>
+            </w:pPr>
+            <w:r>
+              <w:t xml:space="preserve">Политика обучения</w:t>
+            </w:r>
+          </w:p>
+        </w:tc>
+        <w:tc>
+          <w:tcPr/>
+          <w:p>
+            <w:pPr>
+              <w:pStyle w:val="Compact"/>
+            </w:pPr>
+            <w:r>
+              <w:t xml:space="preserve">Сроки date_from–date_to, обязательность курса</w:t>
             </w:r>
           </w:p>
         </w:tc>
@@ -551,18 +888,40 @@
                 <w:b/>
                 <w:bCs/>
               </w:rPr>
-              <w:t xml:space="preserve">Механизмы</w:t>
-            </w:r>
-          </w:p>
-        </w:tc>
-        <w:tc>
-          <w:tcPr/>
-          <w:p>
-            <w:pPr>
-              <w:pStyle w:val="Compact"/>
-            </w:pPr>
-            <w:r>
-              <w:t xml:space="preserve">Программная платформа LMS, роли пользователей</w:t>
+              <w:t xml:space="preserve">Управление</w:t>
+            </w:r>
+          </w:p>
+        </w:tc>
+        <w:tc>
+          <w:tcPr/>
+          <w:p>
+            <w:pPr>
+              <w:pStyle w:val="Compact"/>
+            </w:pPr>
+            <w:r>
+              <w:t xml:space="preserve">C2</w:t>
+            </w:r>
+          </w:p>
+        </w:tc>
+        <w:tc>
+          <w:tcPr/>
+          <w:p>
+            <w:pPr>
+              <w:pStyle w:val="Compact"/>
+            </w:pPr>
+            <w:r>
+              <w:t xml:space="preserve">ТЗ</w:t>
+            </w:r>
+          </w:p>
+        </w:tc>
+        <w:tc>
+          <w:tcPr/>
+          <w:p>
+            <w:pPr>
+              <w:pStyle w:val="Compact"/>
+            </w:pPr>
+            <w:r>
+              <w:t xml:space="preserve">Приложение Б</w:t>
             </w:r>
           </w:p>
         </w:tc>
@@ -579,18 +938,349 @@
                 <w:b/>
                 <w:bCs/>
               </w:rPr>
-              <w:t xml:space="preserve">Выходы</w:t>
-            </w:r>
-          </w:p>
-        </w:tc>
-        <w:tc>
-          <w:tcPr/>
-          <w:p>
-            <w:pPr>
-              <w:pStyle w:val="Compact"/>
-            </w:pPr>
-            <w:r>
-              <w:t xml:space="preserve">Рейтинг, отчёты, зафиксированные результаты в БД</w:t>
+              <w:t xml:space="preserve">Управление</w:t>
+            </w:r>
+          </w:p>
+        </w:tc>
+        <w:tc>
+          <w:tcPr/>
+          <w:p>
+            <w:pPr>
+              <w:pStyle w:val="Compact"/>
+            </w:pPr>
+            <w:r>
+              <w:t xml:space="preserve">C3</w:t>
+            </w:r>
+          </w:p>
+        </w:tc>
+        <w:tc>
+          <w:tcPr/>
+          <w:p>
+            <w:pPr>
+              <w:pStyle w:val="Compact"/>
+            </w:pPr>
+            <w:r>
+              <w:t xml:space="preserve">Порог 70%</w:t>
+            </w:r>
+          </w:p>
+        </w:tc>
+        <w:tc>
+          <w:tcPr/>
+          <w:p>
+            <w:pPr>
+              <w:pStyle w:val="Compact"/>
+            </w:pPr>
+            <w:r>
+              <w:rPr>
+                <w:rStyle w:val="VerbatimChar"/>
+              </w:rPr>
+              <w:t xml:space="preserve">PASS_THRESHOLD</w:t>
+            </w:r>
+            <w:r>
+              <w:t xml:space="preserve"> </w:t>
+            </w:r>
+            <w:r>
+              <w:t xml:space="preserve">в course_progress.py</w:t>
+            </w:r>
+          </w:p>
+        </w:tc>
+      </w:tr>
+      <w:tr>
+        <w:tc>
+          <w:tcPr/>
+          <w:p>
+            <w:pPr>
+              <w:pStyle w:val="Compact"/>
+            </w:pPr>
+            <w:r>
+              <w:rPr>
+                <w:b/>
+                <w:bCs/>
+              </w:rPr>
+              <w:t xml:space="preserve">Управление</w:t>
+            </w:r>
+          </w:p>
+        </w:tc>
+        <w:tc>
+          <w:tcPr/>
+          <w:p>
+            <w:pPr>
+              <w:pStyle w:val="Compact"/>
+            </w:pPr>
+            <w:r>
+              <w:t xml:space="preserve">C4</w:t>
+            </w:r>
+          </w:p>
+        </w:tc>
+        <w:tc>
+          <w:tcPr/>
+          <w:p>
+            <w:pPr>
+              <w:pStyle w:val="Compact"/>
+            </w:pPr>
+            <w:r>
+              <w:t xml:space="preserve">Роли</w:t>
+            </w:r>
+          </w:p>
+        </w:tc>
+        <w:tc>
+          <w:tcPr/>
+          <w:p>
+            <w:pPr>
+              <w:pStyle w:val="Compact"/>
+            </w:pPr>
+            <w:r>
+              <w:t xml:space="preserve">PAGE_ACCESS, JWT role</w:t>
+            </w:r>
+          </w:p>
+        </w:tc>
+      </w:tr>
+      <w:tr>
+        <w:tc>
+          <w:tcPr/>
+          <w:p>
+            <w:pPr>
+              <w:pStyle w:val="Compact"/>
+            </w:pPr>
+            <w:r>
+              <w:rPr>
+                <w:b/>
+                <w:bCs/>
+              </w:rPr>
+              <w:t xml:space="preserve">Механизм</w:t>
+            </w:r>
+          </w:p>
+        </w:tc>
+        <w:tc>
+          <w:tcPr/>
+          <w:p>
+            <w:pPr>
+              <w:pStyle w:val="Compact"/>
+            </w:pPr>
+            <w:r>
+              <w:t xml:space="preserve">M1</w:t>
+            </w:r>
+          </w:p>
+        </w:tc>
+        <w:tc>
+          <w:tcPr/>
+          <w:p>
+            <w:pPr>
+              <w:pStyle w:val="Compact"/>
+            </w:pPr>
+            <w:r>
+              <w:t xml:space="preserve">LMS</w:t>
+            </w:r>
+          </w:p>
+        </w:tc>
+        <w:tc>
+          <w:tcPr/>
+          <w:p>
+            <w:pPr>
+              <w:pStyle w:val="Compact"/>
+            </w:pPr>
+            <w:r>
+              <w:t xml:space="preserve">Программная платформа</w:t>
+            </w:r>
+          </w:p>
+        </w:tc>
+      </w:tr>
+      <w:tr>
+        <w:tc>
+          <w:tcPr/>
+          <w:p>
+            <w:pPr>
+              <w:pStyle w:val="Compact"/>
+            </w:pPr>
+            <w:r>
+              <w:rPr>
+                <w:b/>
+                <w:bCs/>
+              </w:rPr>
+              <w:t xml:space="preserve">Механизм</w:t>
+            </w:r>
+          </w:p>
+        </w:tc>
+        <w:tc>
+          <w:tcPr/>
+          <w:p>
+            <w:pPr>
+              <w:pStyle w:val="Compact"/>
+            </w:pPr>
+            <w:r>
+              <w:t xml:space="preserve">M2–M4</w:t>
+            </w:r>
+          </w:p>
+        </w:tc>
+        <w:tc>
+          <w:tcPr/>
+          <w:p>
+            <w:pPr>
+              <w:pStyle w:val="Compact"/>
+            </w:pPr>
+            <w:r>
+              <w:t xml:space="preserve">Пользователи</w:t>
+            </w:r>
+          </w:p>
+        </w:tc>
+        <w:tc>
+          <w:tcPr/>
+          <w:p>
+            <w:pPr>
+              <w:pStyle w:val="Compact"/>
+            </w:pPr>
+            <w:r>
+              <w:t xml:space="preserve">Эксперт, админ, обучающийся</w:t>
+            </w:r>
+          </w:p>
+        </w:tc>
+      </w:tr>
+      <w:tr>
+        <w:tc>
+          <w:tcPr/>
+          <w:p>
+            <w:pPr>
+              <w:pStyle w:val="Compact"/>
+            </w:pPr>
+            <w:r>
+              <w:rPr>
+                <w:b/>
+                <w:bCs/>
+              </w:rPr>
+              <w:t xml:space="preserve">Выход</w:t>
+            </w:r>
+          </w:p>
+        </w:tc>
+        <w:tc>
+          <w:tcPr/>
+          <w:p>
+            <w:pPr>
+              <w:pStyle w:val="Compact"/>
+            </w:pPr>
+            <w:r>
+              <w:t xml:space="preserve">O1</w:t>
+            </w:r>
+          </w:p>
+        </w:tc>
+        <w:tc>
+          <w:tcPr/>
+          <w:p>
+            <w:pPr>
+              <w:pStyle w:val="Compact"/>
+            </w:pPr>
+            <w:r>
+              <w:t xml:space="preserve">Рейтинг</w:t>
+            </w:r>
+          </w:p>
+        </w:tc>
+        <w:tc>
+          <w:tcPr/>
+          <w:p>
+            <w:pPr>
+              <w:pStyle w:val="Compact"/>
+            </w:pPr>
+            <w:r>
+              <w:t xml:space="preserve">GET /api/rating</w:t>
+            </w:r>
+          </w:p>
+        </w:tc>
+      </w:tr>
+      <w:tr>
+        <w:tc>
+          <w:tcPr/>
+          <w:p>
+            <w:pPr>
+              <w:pStyle w:val="Compact"/>
+            </w:pPr>
+            <w:r>
+              <w:rPr>
+                <w:b/>
+                <w:bCs/>
+              </w:rPr>
+              <w:t xml:space="preserve">Выход</w:t>
+            </w:r>
+          </w:p>
+        </w:tc>
+        <w:tc>
+          <w:tcPr/>
+          <w:p>
+            <w:pPr>
+              <w:pStyle w:val="Compact"/>
+            </w:pPr>
+            <w:r>
+              <w:t xml:space="preserve">O2</w:t>
+            </w:r>
+          </w:p>
+        </w:tc>
+        <w:tc>
+          <w:tcPr/>
+          <w:p>
+            <w:pPr>
+              <w:pStyle w:val="Compact"/>
+            </w:pPr>
+            <w:r>
+              <w:t xml:space="preserve">Отчёты</w:t>
+            </w:r>
+          </w:p>
+        </w:tc>
+        <w:tc>
+          <w:tcPr/>
+          <w:p>
+            <w:pPr>
+              <w:pStyle w:val="Compact"/>
+            </w:pPr>
+            <w:r>
+              <w:t xml:space="preserve">course_report.xlsx</w:t>
+            </w:r>
+          </w:p>
+        </w:tc>
+      </w:tr>
+      <w:tr>
+        <w:tc>
+          <w:tcPr/>
+          <w:p>
+            <w:pPr>
+              <w:pStyle w:val="Compact"/>
+            </w:pPr>
+            <w:r>
+              <w:rPr>
+                <w:b/>
+                <w:bCs/>
+              </w:rPr>
+              <w:t xml:space="preserve">Выход</w:t>
+            </w:r>
+          </w:p>
+        </w:tc>
+        <w:tc>
+          <w:tcPr/>
+          <w:p>
+            <w:pPr>
+              <w:pStyle w:val="Compact"/>
+            </w:pPr>
+            <w:r>
+              <w:t xml:space="preserve">O3</w:t>
+            </w:r>
+          </w:p>
+        </w:tc>
+        <w:tc>
+          <w:tcPr/>
+          <w:p>
+            <w:pPr>
+              <w:pStyle w:val="Compact"/>
+            </w:pPr>
+            <w:r>
+              <w:t xml:space="preserve">Результаты</w:t>
+            </w:r>
+          </w:p>
+        </w:tc>
+        <w:tc>
+          <w:tcPr/>
+          <w:p>
+            <w:pPr>
+              <w:pStyle w:val="Compact"/>
+            </w:pPr>
+            <w:r>
+              <w:t xml:space="preserve">Assignments, Section_progress, User_result</w:t>
             </w:r>
           </w:p>
         </w:tc>
@@ -605,25 +1295,13 @@
     </w:p>
     <w:bookmarkEnd w:id="9"/>
     <w:bookmarkEnd w:id="10"/>
-    <w:bookmarkStart w:id="13" w:name="X28594ccd360314fb1c866350c10e57239e6646c"/>
+    <w:bookmarkStart w:id="13" w:name="рисунок-2.-декомпозиция-a0-диаграмма-a0"/>
     <w:p>
       <w:pPr>
         <w:pStyle w:val="Heading2"/>
       </w:pPr>
       <w:r>
-        <w:t xml:space="preserve">Рисунок 2. Декомпозиция контекстной диаграммы IDEF0 (A0)</w:t>
-      </w:r>
-    </w:p>
-    <w:p>
-      <w:pPr>
-        <w:pStyle w:val="FirstParagraph"/>
-      </w:pPr>
-      <w:r>
-        <w:rPr>
-          <w:b/>
-          <w:bCs/>
-        </w:rPr>
-        <w:t xml:space="preserve">Декомпозиция функции A0 на подфункции A1–A4:</w:t>
+        <w:t xml:space="preserve">Рисунок 2. Декомпозиция A0 (диаграмма A0)</w:t>
       </w:r>
     </w:p>
     <w:p>
@@ -643,7 +1321,37 @@
         <w:rPr>
           <w:rStyle w:val="VerbatimChar"/>
         </w:rPr>
-        <w:t xml:space="preserve">    subgraph A0_block["A0: Обеспечить корпоративное обучение"]</w:t>
+        <w:t xml:space="preserve">    I1["I1: Учётные данные"] --&gt; A1</w:t>
+      </w:r>
+      <w:r>
+        <w:br/>
+      </w:r>
+      <w:r>
+        <w:rPr>
+          <w:rStyle w:val="VerbatimChar"/>
+        </w:rPr>
+        <w:t xml:space="preserve">    I2["I2: Учебные материалы"] --&gt; A2</w:t>
+      </w:r>
+      <w:r>
+        <w:br/>
+      </w:r>
+      <w:r>
+        <w:rPr>
+          <w:rStyle w:val="VerbatimChar"/>
+        </w:rPr>
+        <w:t xml:space="preserve">    I3["I3: Заявки"] --&gt; A3</w:t>
+      </w:r>
+      <w:r>
+        <w:br/>
+      </w:r>
+      <w:r>
+        <w:br/>
+      </w:r>
+      <w:r>
+        <w:rPr>
+          <w:rStyle w:val="VerbatimChar"/>
+        </w:rPr>
+        <w:t xml:space="preserve">    subgraph A0_DECOMP["A0 — декомпозиция"]</w:t>
       </w:r>
       <w:r>
         <w:br/>
@@ -700,109 +1408,133 @@
         <w:rPr>
           <w:rStyle w:val="VerbatimChar"/>
         </w:rPr>
-        <w:t xml:space="preserve">    I1["Учётные данные"] --&gt; A1</w:t>
-      </w:r>
-      <w:r>
-        <w:br/>
-      </w:r>
-      <w:r>
-        <w:rPr>
-          <w:rStyle w:val="VerbatimChar"/>
-        </w:rPr>
-        <w:t xml:space="preserve">    I2["Учебные материалы"] --&gt; A2</w:t>
-      </w:r>
-      <w:r>
-        <w:br/>
-      </w:r>
-      <w:r>
-        <w:rPr>
-          <w:rStyle w:val="VerbatimChar"/>
-        </w:rPr>
-        <w:t xml:space="preserve">    A1 --&gt; A3</w:t>
-      </w:r>
-      <w:r>
-        <w:br/>
-      </w:r>
-      <w:r>
-        <w:rPr>
-          <w:rStyle w:val="VerbatimChar"/>
-        </w:rPr>
-        <w:t xml:space="preserve">    A2 --&gt; A3</w:t>
-      </w:r>
-      <w:r>
-        <w:br/>
-      </w:r>
-      <w:r>
-        <w:rPr>
-          <w:rStyle w:val="VerbatimChar"/>
-        </w:rPr>
-        <w:t xml:space="preserve">    A3 --&gt; A4</w:t>
-      </w:r>
-      <w:r>
-        <w:br/>
-      </w:r>
-      <w:r>
-        <w:rPr>
-          <w:rStyle w:val="VerbatimChar"/>
-        </w:rPr>
-        <w:t xml:space="preserve">    A4 --&gt; O1["Рейтинг"]</w:t>
-      </w:r>
-      <w:r>
-        <w:br/>
-      </w:r>
-      <w:r>
-        <w:rPr>
-          <w:rStyle w:val="VerbatimChar"/>
-        </w:rPr>
-        <w:t xml:space="preserve">    A4 --&gt; O2["Отчёты"]</w:t>
-      </w:r>
-      <w:r>
-        <w:br/>
-      </w:r>
-      <w:r>
-        <w:rPr>
-          <w:rStyle w:val="VerbatimChar"/>
-        </w:rPr>
-        <w:t xml:space="preserve">    A4 --&gt; O3["User_result,\nSection_progress"]</w:t>
-      </w:r>
-      <w:r>
-        <w:br/>
-      </w:r>
-      <w:r>
-        <w:br/>
-      </w:r>
-      <w:r>
-        <w:rPr>
-          <w:rStyle w:val="VerbatimChar"/>
-        </w:rPr>
-        <w:t xml:space="preserve">    C1["Роли и права"] --&gt; A1</w:t>
-      </w:r>
-      <w:r>
-        <w:br/>
-      </w:r>
-      <w:r>
-        <w:rPr>
-          <w:rStyle w:val="VerbatimChar"/>
-        </w:rPr>
-        <w:t xml:space="preserve">    C1 --&gt; A3</w:t>
-      </w:r>
-      <w:r>
-        <w:br/>
-      </w:r>
-      <w:r>
-        <w:rPr>
-          <w:rStyle w:val="VerbatimChar"/>
-        </w:rPr>
-        <w:t xml:space="preserve">    C2["Порог 70%"] --&gt; A4</w:t>
-      </w:r>
-      <w:r>
-        <w:br/>
-      </w:r>
-      <w:r>
-        <w:rPr>
-          <w:rStyle w:val="VerbatimChar"/>
-        </w:rPr>
-        <w:t xml:space="preserve">    M1["Администратор"] --&gt; A1</w:t>
+        <w:t xml:space="preserve">    A1 --&gt;|"JWT, Users"| A3</w:t>
+      </w:r>
+      <w:r>
+        <w:br/>
+      </w:r>
+      <w:r>
+        <w:rPr>
+          <w:rStyle w:val="VerbatimChar"/>
+        </w:rPr>
+        <w:t xml:space="preserve">    A2 --&gt;|"Courses, storage"| A3</w:t>
+      </w:r>
+      <w:r>
+        <w:br/>
+      </w:r>
+      <w:r>
+        <w:rPr>
+          <w:rStyle w:val="VerbatimChar"/>
+        </w:rPr>
+        <w:t xml:space="preserve">    A3 --&gt;|"Section_progress,\nUser_result"| A4</w:t>
+      </w:r>
+      <w:r>
+        <w:br/>
+      </w:r>
+      <w:r>
+        <w:br/>
+      </w:r>
+      <w:r>
+        <w:rPr>
+          <w:rStyle w:val="VerbatimChar"/>
+        </w:rPr>
+        <w:t xml:space="preserve">    A4 --&gt; O1["O1: Рейтинг"]</w:t>
+      </w:r>
+      <w:r>
+        <w:br/>
+      </w:r>
+      <w:r>
+        <w:rPr>
+          <w:rStyle w:val="VerbatimChar"/>
+        </w:rPr>
+        <w:t xml:space="preserve">    A4 --&gt; O2["O2: Excel"]</w:t>
+      </w:r>
+      <w:r>
+        <w:br/>
+      </w:r>
+      <w:r>
+        <w:rPr>
+          <w:rStyle w:val="VerbatimChar"/>
+        </w:rPr>
+        <w:t xml:space="preserve">    A4 --&gt; O3["O3: Статусы\npassed/failed"]</w:t>
+      </w:r>
+      <w:r>
+        <w:br/>
+      </w:r>
+      <w:r>
+        <w:br/>
+      </w:r>
+      <w:r>
+        <w:rPr>
+          <w:rStyle w:val="VerbatimChar"/>
+        </w:rPr>
+        <w:t xml:space="preserve">    C4["C4: Роли"] --&gt; A1</w:t>
+      </w:r>
+      <w:r>
+        <w:br/>
+      </w:r>
+      <w:r>
+        <w:rPr>
+          <w:rStyle w:val="VerbatimChar"/>
+        </w:rPr>
+        <w:t xml:space="preserve">    C4 --&gt; A3</w:t>
+      </w:r>
+      <w:r>
+        <w:br/>
+      </w:r>
+      <w:r>
+        <w:rPr>
+          <w:rStyle w:val="VerbatimChar"/>
+        </w:rPr>
+        <w:t xml:space="preserve">    C3["C3: Порог 70%"] --&gt; A4</w:t>
+      </w:r>
+      <w:r>
+        <w:br/>
+      </w:r>
+      <w:r>
+        <w:br/>
+      </w:r>
+      <w:r>
+        <w:rPr>
+          <w:rStyle w:val="VerbatimChar"/>
+        </w:rPr>
+        <w:t xml:space="preserve">    M3["M3: Администратор"] --&gt; A1</w:t>
+      </w:r>
+      <w:r>
+        <w:br/>
+      </w:r>
+      <w:r>
+        <w:rPr>
+          <w:rStyle w:val="VerbatimChar"/>
+        </w:rPr>
+        <w:t xml:space="preserve">    M3 --&gt; A2</w:t>
+      </w:r>
+      <w:r>
+        <w:br/>
+      </w:r>
+      <w:r>
+        <w:rPr>
+          <w:rStyle w:val="VerbatimChar"/>
+        </w:rPr>
+        <w:t xml:space="preserve">    M2["M2: Эксперт"] --&gt; A3</w:t>
+      </w:r>
+      <w:r>
+        <w:br/>
+      </w:r>
+      <w:r>
+        <w:rPr>
+          <w:rStyle w:val="VerbatimChar"/>
+        </w:rPr>
+        <w:t xml:space="preserve">    M4["M4: Обучающийся"] --&gt; A3</w:t>
+      </w:r>
+      <w:r>
+        <w:br/>
+      </w:r>
+      <w:r>
+        <w:rPr>
+          <w:rStyle w:val="VerbatimChar"/>
+        </w:rPr>
+        <w:t xml:space="preserve">    M1["M1: LMS"] --&gt; A1</w:t>
       </w:r>
       <w:r>
         <w:br/>
@@ -820,25 +1552,25 @@
         <w:rPr>
           <w:rStyle w:val="VerbatimChar"/>
         </w:rPr>
-        <w:t xml:space="preserve">    M2["Эксперт"] --&gt; A3</w:t>
-      </w:r>
-      <w:r>
-        <w:br/>
-      </w:r>
-      <w:r>
-        <w:rPr>
-          <w:rStyle w:val="VerbatimChar"/>
-        </w:rPr>
-        <w:t xml:space="preserve">    M3["Обучающийся"] --&gt; A3</w:t>
+        <w:t xml:space="preserve">    M1 --&gt; A3</w:t>
+      </w:r>
+      <w:r>
+        <w:br/>
+      </w:r>
+      <w:r>
+        <w:rPr>
+          <w:rStyle w:val="VerbatimChar"/>
+        </w:rPr>
+        <w:t xml:space="preserve">    M1 --&gt; A4</w:t>
       </w:r>
     </w:p>
-    <w:bookmarkStart w:id="11" w:name="описание-подфункций"/>
+    <w:bookmarkStart w:id="11" w:name="описание-подфункций-a1a4"/>
     <w:p>
       <w:pPr>
         <w:pStyle w:val="Heading3"/>
       </w:pPr>
       <w:r>
-        <w:t xml:space="preserve">Описание подфункций</w:t>
+        <w:t xml:space="preserve">Описание подфункций A1–A4</w:t>
       </w:r>
     </w:p>
     <w:tbl>
@@ -849,9 +1581,13 @@
         <w:tblLook w:firstRow="1" w:lastRow="0" w:firstColumn="0" w:lastColumn="0" w:noHBand="0" w:noVBand="0" w:val="0020"/>
       </w:tblPr>
       <w:tblGrid>
-        <w:gridCol w:w="1218"/>
-        <w:gridCol w:w="3046"/>
-        <w:gridCol w:w="3655"/>
+        <w:gridCol w:w="519"/>
+        <w:gridCol w:w="1298"/>
+        <w:gridCol w:w="779"/>
+        <w:gridCol w:w="908"/>
+        <w:gridCol w:w="1558"/>
+        <w:gridCol w:w="1298"/>
+        <w:gridCol w:w="1558"/>
       </w:tblGrid>
       <w:tr>
         <w:trPr>
@@ -886,7 +1622,51 @@
               <w:pStyle w:val="Compact"/>
             </w:pPr>
             <w:r>
-              <w:t xml:space="preserve">Содержание</w:t>
+              <w:t xml:space="preserve">Вход</w:t>
+            </w:r>
+          </w:p>
+        </w:tc>
+        <w:tc>
+          <w:tcPr/>
+          <w:p>
+            <w:pPr>
+              <w:pStyle w:val="Compact"/>
+            </w:pPr>
+            <w:r>
+              <w:t xml:space="preserve">Выход</w:t>
+            </w:r>
+          </w:p>
+        </w:tc>
+        <w:tc>
+          <w:tcPr/>
+          <w:p>
+            <w:pPr>
+              <w:pStyle w:val="Compact"/>
+            </w:pPr>
+            <w:r>
+              <w:t xml:space="preserve">Управление</w:t>
+            </w:r>
+          </w:p>
+        </w:tc>
+        <w:tc>
+          <w:tcPr/>
+          <w:p>
+            <w:pPr>
+              <w:pStyle w:val="Compact"/>
+            </w:pPr>
+            <w:r>
+              <w:t xml:space="preserve">Механизм</w:t>
+            </w:r>
+          </w:p>
+        </w:tc>
+        <w:tc>
+          <w:tcPr/>
+          <w:p>
+            <w:pPr>
+              <w:pStyle w:val="Compact"/>
+            </w:pPr>
+            <w:r>
+              <w:t xml:space="preserve">Реализация</w:t>
             </w:r>
           </w:p>
         </w:tc>
@@ -914,18 +1694,62 @@
               <w:pStyle w:val="Compact"/>
             </w:pPr>
             <w:r>
-              <w:t xml:space="preserve">Аутентификация и управление пользователями</w:t>
-            </w:r>
-          </w:p>
-        </w:tc>
-        <w:tc>
-          <w:tcPr/>
-          <w:p>
-            <w:pPr>
-              <w:pStyle w:val="Compact"/>
-            </w:pPr>
-            <w:r>
-              <w:t xml:space="preserve">Вход в систему (JWT), CRUD пользователей, роли, должности</w:t>
+              <w:t xml:space="preserve">Аутентификация и пользователи</w:t>
+            </w:r>
+          </w:p>
+        </w:tc>
+        <w:tc>
+          <w:tcPr/>
+          <w:p>
+            <w:pPr>
+              <w:pStyle w:val="Compact"/>
+            </w:pPr>
+            <w:r>
+              <w:t xml:space="preserve">I1</w:t>
+            </w:r>
+          </w:p>
+        </w:tc>
+        <w:tc>
+          <w:tcPr/>
+          <w:p>
+            <w:pPr>
+              <w:pStyle w:val="Compact"/>
+            </w:pPr>
+            <w:r>
+              <w:t xml:space="preserve">JWT, Users</w:t>
+            </w:r>
+          </w:p>
+        </w:tc>
+        <w:tc>
+          <w:tcPr/>
+          <w:p>
+            <w:pPr>
+              <w:pStyle w:val="Compact"/>
+            </w:pPr>
+            <w:r>
+              <w:t xml:space="preserve">C4</w:t>
+            </w:r>
+          </w:p>
+        </w:tc>
+        <w:tc>
+          <w:tcPr/>
+          <w:p>
+            <w:pPr>
+              <w:pStyle w:val="Compact"/>
+            </w:pPr>
+            <w:r>
+              <w:t xml:space="preserve">M1, M3</w:t>
+            </w:r>
+          </w:p>
+        </w:tc>
+        <w:tc>
+          <w:tcPr/>
+          <w:p>
+            <w:pPr>
+              <w:pStyle w:val="Compact"/>
+            </w:pPr>
+            <w:r>
+              <w:t xml:space="preserve">login.html, users.html, POST /api/login</w:t>
             </w:r>
           </w:p>
         </w:tc>
@@ -953,18 +1777,62 @@
               <w:pStyle w:val="Compact"/>
             </w:pPr>
             <w:r>
-              <w:t xml:space="preserve">Управление каталогом курсов</w:t>
-            </w:r>
-          </w:p>
-        </w:tc>
-        <w:tc>
-          <w:tcPr/>
-          <w:p>
-            <w:pPr>
-              <w:pStyle w:val="Compact"/>
-            </w:pPr>
-            <w:r>
-              <w:t xml:space="preserve">Загрузка SCORM, редактирование метаданных, скачивание архивов</w:t>
+              <w:t xml:space="preserve">Каталог курсов</w:t>
+            </w:r>
+          </w:p>
+        </w:tc>
+        <w:tc>
+          <w:tcPr/>
+          <w:p>
+            <w:pPr>
+              <w:pStyle w:val="Compact"/>
+            </w:pPr>
+            <w:r>
+              <w:t xml:space="preserve">I2</w:t>
+            </w:r>
+          </w:p>
+        </w:tc>
+        <w:tc>
+          <w:tcPr/>
+          <w:p>
+            <w:pPr>
+              <w:pStyle w:val="Compact"/>
+            </w:pPr>
+            <w:r>
+              <w:t xml:space="preserve">Courses</w:t>
+            </w:r>
+          </w:p>
+        </w:tc>
+        <w:tc>
+          <w:tcPr/>
+          <w:p>
+            <w:pPr>
+              <w:pStyle w:val="Compact"/>
+            </w:pPr>
+            <w:r>
+              <w:t xml:space="preserve">C2</w:t>
+            </w:r>
+          </w:p>
+        </w:tc>
+        <w:tc>
+          <w:tcPr/>
+          <w:p>
+            <w:pPr>
+              <w:pStyle w:val="Compact"/>
+            </w:pPr>
+            <w:r>
+              <w:t xml:space="preserve">M1, M3</w:t>
+            </w:r>
+          </w:p>
+        </w:tc>
+        <w:tc>
+          <w:tcPr/>
+          <w:p>
+            <w:pPr>
+              <w:pStyle w:val="Compact"/>
+            </w:pPr>
+            <w:r>
+              <w:t xml:space="preserve">admin-courses.html, scorm_importer</w:t>
             </w:r>
           </w:p>
         </w:tc>
@@ -992,18 +1860,62 @@
               <w:pStyle w:val="Compact"/>
             </w:pPr>
             <w:r>
-              <w:t xml:space="preserve">Назначение и прохождение курсов</w:t>
-            </w:r>
-          </w:p>
-        </w:tc>
-        <w:tc>
-          <w:tcPr/>
-          <w:p>
-            <w:pPr>
-              <w:pStyle w:val="Compact"/>
-            </w:pPr>
-            <w:r>
-              <w:t xml:space="preserve">Создание Assignments, запуск плеера, сохранение Section_progress</w:t>
+              <w:t xml:space="preserve">Назначение и прохождение</w:t>
+            </w:r>
+          </w:p>
+        </w:tc>
+        <w:tc>
+          <w:tcPr/>
+          <w:p>
+            <w:pPr>
+              <w:pStyle w:val="Compact"/>
+            </w:pPr>
+            <w:r>
+              <w:t xml:space="preserve">I3, данные A1, A2</w:t>
+            </w:r>
+          </w:p>
+        </w:tc>
+        <w:tc>
+          <w:tcPr/>
+          <w:p>
+            <w:pPr>
+              <w:pStyle w:val="Compact"/>
+            </w:pPr>
+            <w:r>
+              <w:t xml:space="preserve">Section_progress</w:t>
+            </w:r>
+          </w:p>
+        </w:tc>
+        <w:tc>
+          <w:tcPr/>
+          <w:p>
+            <w:pPr>
+              <w:pStyle w:val="Compact"/>
+            </w:pPr>
+            <w:r>
+              <w:t xml:space="preserve">C1, C4</w:t>
+            </w:r>
+          </w:p>
+        </w:tc>
+        <w:tc>
+          <w:tcPr/>
+          <w:p>
+            <w:pPr>
+              <w:pStyle w:val="Compact"/>
+            </w:pPr>
+            <w:r>
+              <w:t xml:space="preserve">M2, M4</w:t>
+            </w:r>
+          </w:p>
+        </w:tc>
+        <w:tc>
+          <w:tcPr/>
+          <w:p>
+            <w:pPr>
+              <w:pStyle w:val="Compact"/>
+            </w:pPr>
+            <w:r>
+              <w:t xml:space="preserve">assignments.html, course-app.js</w:t>
             </w:r>
           </w:p>
         </w:tc>
@@ -1031,31 +1943,75 @@
               <w:pStyle w:val="Compact"/>
             </w:pPr>
             <w:r>
-              <w:t xml:space="preserve">Учёт результатов и отчётность</w:t>
-            </w:r>
-          </w:p>
-        </w:tc>
-        <w:tc>
-          <w:tcPr/>
-          <w:p>
-            <w:pPr>
-              <w:pStyle w:val="Compact"/>
-            </w:pPr>
-            <w:r>
-              <w:t xml:space="preserve">Расчёт баллов, рейтинг, Excel-отчёт, статусы passed/failed</w:t>
+              <w:t xml:space="preserve">Учёт и отчётность</w:t>
+            </w:r>
+          </w:p>
+        </w:tc>
+        <w:tc>
+          <w:tcPr/>
+          <w:p>
+            <w:pPr>
+              <w:pStyle w:val="Compact"/>
+            </w:pPr>
+            <w:r>
+              <w:t xml:space="preserve">данные A3</w:t>
+            </w:r>
+          </w:p>
+        </w:tc>
+        <w:tc>
+          <w:tcPr/>
+          <w:p>
+            <w:pPr>
+              <w:pStyle w:val="Compact"/>
+            </w:pPr>
+            <w:r>
+              <w:t xml:space="preserve">O1, O2, O3</w:t>
+            </w:r>
+          </w:p>
+        </w:tc>
+        <w:tc>
+          <w:tcPr/>
+          <w:p>
+            <w:pPr>
+              <w:pStyle w:val="Compact"/>
+            </w:pPr>
+            <w:r>
+              <w:t xml:space="preserve">C3</w:t>
+            </w:r>
+          </w:p>
+        </w:tc>
+        <w:tc>
+          <w:tcPr/>
+          <w:p>
+            <w:pPr>
+              <w:pStyle w:val="Compact"/>
+            </w:pPr>
+            <w:r>
+              <w:t xml:space="preserve">M1, M2</w:t>
+            </w:r>
+          </w:p>
+        </w:tc>
+        <w:tc>
+          <w:tcPr/>
+          <w:p>
+            <w:pPr>
+              <w:pStyle w:val="Compact"/>
+            </w:pPr>
+            <w:r>
+              <w:t xml:space="preserve">rating.html, get_report_data()</w:t>
             </w:r>
           </w:p>
         </w:tc>
       </w:tr>
     </w:tbl>
     <w:bookmarkEnd w:id="11"/>
-    <w:bookmarkStart w:id="12" w:name="связи-между-подфункциями"/>
+    <w:bookmarkStart w:id="12" w:name="потоки-между-подфункциями"/>
     <w:p>
       <w:pPr>
         <w:pStyle w:val="Heading3"/>
       </w:pPr>
       <w:r>
-        <w:t xml:space="preserve">Связи между подфункциями</w:t>
+        <w:t xml:space="preserve">Потоки между подфункциями</w:t>
       </w:r>
     </w:p>
     <w:p>
@@ -1077,7 +2033,7 @@
         <w:t xml:space="preserve"> </w:t>
       </w:r>
       <w:r>
-        <w:t xml:space="preserve">только авторизованный пользователь с активным назначением может проходить курс.</w:t>
+        <w:t xml:space="preserve">только авторизованный пользователь с ролью student/expert и активным назначением открывает курс.</w:t>
       </w:r>
     </w:p>
     <w:p>
@@ -1099,7 +2055,22 @@
         <w:t xml:space="preserve"> </w:t>
       </w:r>
       <w:r>
-        <w:t xml:space="preserve">курс из каталога выбирается при назначении и запуске.</w:t>
+        <w:t xml:space="preserve">при назначении и запуске используется</w:t>
+      </w:r>
+      <w:r>
+        <w:t xml:space="preserve"> </w:t>
+      </w:r>
+      <w:r>
+        <w:rPr>
+          <w:rStyle w:val="VerbatimChar"/>
+        </w:rPr>
+        <w:t xml:space="preserve">Courses.storage</w:t>
+      </w:r>
+      <w:r>
+        <w:t xml:space="preserve"> </w:t>
+      </w:r>
+      <w:r>
+        <w:t xml:space="preserve">и manifest.</w:t>
       </w:r>
     </w:p>
     <w:p>
@@ -1121,7 +2092,37 @@
         <w:t xml:space="preserve"> </w:t>
       </w:r>
       <w:r>
-        <w:t xml:space="preserve">завершение разделов и курса записывается в БД для аналитики.</w:t>
+        <w:t xml:space="preserve">каждое</w:t>
+      </w:r>
+      <w:r>
+        <w:t xml:space="preserve"> </w:t>
+      </w:r>
+      <w:r>
+        <w:rPr>
+          <w:rStyle w:val="VerbatimChar"/>
+        </w:rPr>
+        <w:t xml:space="preserve">completeSection</w:t>
+      </w:r>
+      <w:r>
+        <w:t xml:space="preserve"> </w:t>
+      </w:r>
+      <w:r>
+        <w:t xml:space="preserve">и</w:t>
+      </w:r>
+      <w:r>
+        <w:t xml:space="preserve"> </w:t>
+      </w:r>
+      <w:r>
+        <w:rPr>
+          <w:rStyle w:val="VerbatimChar"/>
+        </w:rPr>
+        <w:t xml:space="preserve">finishCourse</w:t>
+      </w:r>
+      <w:r>
+        <w:t xml:space="preserve"> </w:t>
+      </w:r>
+      <w:r>
+        <w:t xml:space="preserve">обновляет БД для аналитики.</w:t>
       </w:r>
     </w:p>
     <w:p>
@@ -1133,7 +2134,402 @@
     </w:p>
     <w:bookmarkEnd w:id="12"/>
     <w:bookmarkEnd w:id="13"/>
-    <w:bookmarkStart w:id="14" w:name="примечание-для-переноса-в-word"/>
+    <w:bookmarkStart w:id="14" w:name="Xc27d0a2b99dc676fb54782d98c4bf0cbab3ca6c"/>
+    <w:p>
+      <w:pPr>
+        <w:pStyle w:val="Heading2"/>
+      </w:pPr>
+      <w:r>
+        <w:t xml:space="preserve">Рисунок 3. Декомпозиция A3 (назначение и прохождение)</w:t>
+      </w:r>
+    </w:p>
+    <w:p>
+      <w:pPr>
+        <w:pStyle w:val="SourceCode"/>
+      </w:pPr>
+      <w:r>
+        <w:rPr>
+          <w:rStyle w:val="VerbatimChar"/>
+        </w:rPr>
+        <w:t xml:space="preserve">flowchart LR</w:t>
+      </w:r>
+      <w:r>
+        <w:br/>
+      </w:r>
+      <w:r>
+        <w:rPr>
+          <w:rStyle w:val="VerbatimChar"/>
+        </w:rPr>
+        <w:t xml:space="preserve">    I3["I3: Заявка эксперта"] --&gt; A31</w:t>
+      </w:r>
+      <w:r>
+        <w:br/>
+      </w:r>
+      <w:r>
+        <w:rPr>
+          <w:rStyle w:val="VerbatimChar"/>
+        </w:rPr>
+        <w:t xml:space="preserve">    A31["A3.1\nСоздать\nназначение"] --&gt; A32</w:t>
+      </w:r>
+      <w:r>
+        <w:br/>
+      </w:r>
+      <w:r>
+        <w:rPr>
+          <w:rStyle w:val="VerbatimChar"/>
+        </w:rPr>
+        <w:t xml:space="preserve">    A32["A3.2\nЗапустить\nплеер"] --&gt; A33</w:t>
+      </w:r>
+      <w:r>
+        <w:br/>
+      </w:r>
+      <w:r>
+        <w:rPr>
+          <w:rStyle w:val="VerbatimChar"/>
+        </w:rPr>
+        <w:t xml:space="preserve">    A33["A3.3\nСохранить\nпрогресс\nраздела"] --&gt; A34</w:t>
+      </w:r>
+      <w:r>
+        <w:br/>
+      </w:r>
+      <w:r>
+        <w:rPr>
+          <w:rStyle w:val="VerbatimChar"/>
+        </w:rPr>
+        <w:t xml:space="preserve">    A34["A3.4\nЗавершить\nкурс"] --&gt; O3a["Assignments.status\nUser_result"]</w:t>
+      </w:r>
+      <w:r>
+        <w:br/>
+      </w:r>
+      <w:r>
+        <w:br/>
+      </w:r>
+      <w:r>
+        <w:rPr>
+          <w:rStyle w:val="VerbatimChar"/>
+        </w:rPr>
+        <w:t xml:space="preserve">    C1 --&gt; A31</w:t>
+      </w:r>
+      <w:r>
+        <w:br/>
+      </w:r>
+      <w:r>
+        <w:rPr>
+          <w:rStyle w:val="VerbatimChar"/>
+        </w:rPr>
+        <w:t xml:space="preserve">    C3 --&gt; A34</w:t>
+      </w:r>
+      <w:r>
+        <w:br/>
+      </w:r>
+      <w:r>
+        <w:rPr>
+          <w:rStyle w:val="VerbatimChar"/>
+        </w:rPr>
+        <w:t xml:space="preserve">    M2 --&gt; A31</w:t>
+      </w:r>
+      <w:r>
+        <w:br/>
+      </w:r>
+      <w:r>
+        <w:rPr>
+          <w:rStyle w:val="VerbatimChar"/>
+        </w:rPr>
+        <w:t xml:space="preserve">    M4 --&gt; A32</w:t>
+      </w:r>
+      <w:r>
+        <w:br/>
+      </w:r>
+      <w:r>
+        <w:rPr>
+          <w:rStyle w:val="VerbatimChar"/>
+        </w:rPr>
+        <w:t xml:space="preserve">    M4 --&gt; A33</w:t>
+      </w:r>
+      <w:r>
+        <w:br/>
+      </w:r>
+      <w:r>
+        <w:rPr>
+          <w:rStyle w:val="VerbatimChar"/>
+        </w:rPr>
+        <w:t xml:space="preserve">    M1 --&gt; A32</w:t>
+      </w:r>
+      <w:r>
+        <w:br/>
+      </w:r>
+      <w:r>
+        <w:rPr>
+          <w:rStyle w:val="VerbatimChar"/>
+        </w:rPr>
+        <w:t xml:space="preserve">    M1 --&gt; A33</w:t>
+      </w:r>
+      <w:r>
+        <w:br/>
+      </w:r>
+      <w:r>
+        <w:rPr>
+          <w:rStyle w:val="VerbatimChar"/>
+        </w:rPr>
+        <w:t xml:space="preserve">    M1 --&gt; A34</w:t>
+      </w:r>
+    </w:p>
+    <w:tbl>
+      <w:tblPr>
+        <w:tblStyle w:val="Table"/>
+        <w:tblW w:type="pct" w:w="5000"/>
+        <w:tblLayout w:type="fixed"/>
+        <w:tblLook w:firstRow="1" w:lastRow="0" w:firstColumn="0" w:lastColumn="0" w:noHBand="0" w:noVBand="0" w:val="0020"/>
+      </w:tblPr>
+      <w:tblGrid>
+        <w:gridCol w:w="990"/>
+        <w:gridCol w:w="2227"/>
+        <w:gridCol w:w="1237"/>
+        <w:gridCol w:w="3465"/>
+      </w:tblGrid>
+      <w:tr>
+        <w:trPr>
+          <w:tblHeader w:val="on"/>
+        </w:trPr>
+        <w:tc>
+          <w:tcPr/>
+          <w:p>
+            <w:pPr>
+              <w:pStyle w:val="Compact"/>
+            </w:pPr>
+            <w:r>
+              <w:t xml:space="preserve">ID</w:t>
+            </w:r>
+          </w:p>
+        </w:tc>
+        <w:tc>
+          <w:tcPr/>
+          <w:p>
+            <w:pPr>
+              <w:pStyle w:val="Compact"/>
+            </w:pPr>
+            <w:r>
+              <w:t xml:space="preserve">Функция</w:t>
+            </w:r>
+          </w:p>
+        </w:tc>
+        <w:tc>
+          <w:tcPr/>
+          <w:p>
+            <w:pPr>
+              <w:pStyle w:val="Compact"/>
+            </w:pPr>
+            <w:r>
+              <w:t xml:space="preserve">API</w:t>
+            </w:r>
+          </w:p>
+        </w:tc>
+        <w:tc>
+          <w:tcPr/>
+          <w:p>
+            <w:pPr>
+              <w:pStyle w:val="Compact"/>
+            </w:pPr>
+            <w:r>
+              <w:t xml:space="preserve">Альтернатива</w:t>
+            </w:r>
+          </w:p>
+        </w:tc>
+      </w:tr>
+      <w:tr>
+        <w:tc>
+          <w:tcPr/>
+          <w:p>
+            <w:pPr>
+              <w:pStyle w:val="Compact"/>
+            </w:pPr>
+            <w:r>
+              <w:t xml:space="preserve">A3.1</w:t>
+            </w:r>
+          </w:p>
+        </w:tc>
+        <w:tc>
+          <w:tcPr/>
+          <w:p>
+            <w:pPr>
+              <w:pStyle w:val="Compact"/>
+            </w:pPr>
+            <w:r>
+              <w:t xml:space="preserve">Создать назначение</w:t>
+            </w:r>
+          </w:p>
+        </w:tc>
+        <w:tc>
+          <w:tcPr/>
+          <w:p>
+            <w:pPr>
+              <w:pStyle w:val="Compact"/>
+            </w:pPr>
+            <w:r>
+              <w:t xml:space="preserve">POST /api/assignments</w:t>
+            </w:r>
+          </w:p>
+        </w:tc>
+        <w:tc>
+          <w:tcPr/>
+          <w:p>
+            <w:pPr>
+              <w:pStyle w:val="Compact"/>
+            </w:pPr>
+            <w:r>
+              <w:t xml:space="preserve">Ошибка: дубликат active</w:t>
+            </w:r>
+          </w:p>
+        </w:tc>
+      </w:tr>
+      <w:tr>
+        <w:tc>
+          <w:tcPr/>
+          <w:p>
+            <w:pPr>
+              <w:pStyle w:val="Compact"/>
+            </w:pPr>
+            <w:r>
+              <w:t xml:space="preserve">A3.2</w:t>
+            </w:r>
+          </w:p>
+        </w:tc>
+        <w:tc>
+          <w:tcPr/>
+          <w:p>
+            <w:pPr>
+              <w:pStyle w:val="Compact"/>
+            </w:pPr>
+            <w:r>
+              <w:t xml:space="preserve">Запустить плеер</w:t>
+            </w:r>
+          </w:p>
+        </w:tc>
+        <w:tc>
+          <w:tcPr/>
+          <w:p>
+            <w:pPr>
+              <w:pStyle w:val="Compact"/>
+            </w:pPr>
+            <w:r>
+              <w:t xml:space="preserve">GET /api/courses/{id}</w:t>
+            </w:r>
+          </w:p>
+        </w:tc>
+        <w:tc>
+          <w:tcPr/>
+          <w:p>
+            <w:pPr>
+              <w:pStyle w:val="Compact"/>
+            </w:pPr>
+            <w:r>
+              <w:t xml:space="preserve">Ошибка: нет назначения</w:t>
+            </w:r>
+          </w:p>
+        </w:tc>
+      </w:tr>
+      <w:tr>
+        <w:tc>
+          <w:tcPr/>
+          <w:p>
+            <w:pPr>
+              <w:pStyle w:val="Compact"/>
+            </w:pPr>
+            <w:r>
+              <w:t xml:space="preserve">A3.3</w:t>
+            </w:r>
+          </w:p>
+        </w:tc>
+        <w:tc>
+          <w:tcPr/>
+          <w:p>
+            <w:pPr>
+              <w:pStyle w:val="Compact"/>
+            </w:pPr>
+            <w:r>
+              <w:t xml:space="preserve">Сохранить раздел</w:t>
+            </w:r>
+          </w:p>
+        </w:tc>
+        <w:tc>
+          <w:tcPr/>
+          <w:p>
+            <w:pPr>
+              <w:pStyle w:val="Compact"/>
+            </w:pPr>
+            <w:r>
+              <w:t xml:space="preserve">POST …/complete</w:t>
+            </w:r>
+          </w:p>
+        </w:tc>
+        <w:tc>
+          <w:tcPr/>
+          <w:p>
+            <w:pPr>
+              <w:pStyle w:val="Compact"/>
+            </w:pPr>
+            <w:r>
+              <w:t xml:space="preserve">Повтор: merge_section_score</w:t>
+            </w:r>
+          </w:p>
+        </w:tc>
+      </w:tr>
+      <w:tr>
+        <w:tc>
+          <w:tcPr/>
+          <w:p>
+            <w:pPr>
+              <w:pStyle w:val="Compact"/>
+            </w:pPr>
+            <w:r>
+              <w:t xml:space="preserve">A3.4</w:t>
+            </w:r>
+          </w:p>
+        </w:tc>
+        <w:tc>
+          <w:tcPr/>
+          <w:p>
+            <w:pPr>
+              <w:pStyle w:val="Compact"/>
+            </w:pPr>
+            <w:r>
+              <w:t xml:space="preserve">Завершить курс</w:t>
+            </w:r>
+          </w:p>
+        </w:tc>
+        <w:tc>
+          <w:tcPr/>
+          <w:p>
+            <w:pPr>
+              <w:pStyle w:val="Compact"/>
+            </w:pPr>
+            <w:r>
+              <w:t xml:space="preserve">POST …/finish</w:t>
+            </w:r>
+          </w:p>
+        </w:tc>
+        <w:tc>
+          <w:tcPr/>
+          <w:p>
+            <w:pPr>
+              <w:pStyle w:val="Compact"/>
+            </w:pPr>
+            <w:r>
+              <w:t xml:space="preserve">passed / failed по порогу</w:t>
+            </w:r>
+          </w:p>
+        </w:tc>
+      </w:tr>
+    </w:tbl>
+    <w:p>
+      <w:r>
+        <w:pict>
+          <v:rect style="width:0;height:1.5pt" o:hralign="center" o:hrstd="t" o:hr="t"/>
+        </w:pict>
+      </w:r>
+    </w:p>
+    <w:bookmarkEnd w:id="14"/>
+    <w:bookmarkStart w:id="15" w:name="примечание-для-переноса-в-word"/>
     <w:p>
       <w:pPr>
         <w:pStyle w:val="Heading2"/>
@@ -1147,62 +2543,27 @@
         <w:pStyle w:val="FirstParagraph"/>
       </w:pPr>
       <w:r>
-        <w:t xml:space="preserve">Диаграммы подготовлены в нотации Mermaid. Для вставки в «проектная документация.docx»:</w:t>
+        <w:t xml:space="preserve">При ручной отрисовке в Visio используйте</w:t>
+      </w:r>
+      <w:r>
+        <w:t xml:space="preserve"> </w:t>
+      </w:r>
+      <w:r>
+        <w:rPr>
+          <w:b/>
+          <w:bCs/>
+        </w:rPr>
+        <w:t xml:space="preserve">прямоугольник функции</w:t>
+      </w:r>
+      <w:r>
+        <w:t xml:space="preserve"> </w:t>
+      </w:r>
+      <w:r>
+        <w:t xml:space="preserve">с меткой A0, стрелки I/C/O/M по сторонам, как на учебном шаблоне IDEF0. Подписи: «Рисунок 1. Контекстная диаграмма IDEF0», «Рисунок 2. Декомпозиция A0», «Рисунок 3. Декомпозиция A3».</w:t>
       </w:r>
     </w:p>
-    <w:p>
-      <w:pPr>
-        <w:pStyle w:val="Compact"/>
-        <w:numPr>
-          <w:ilvl w:val="0"/>
-          <w:numId w:val="1002"/>
-        </w:numPr>
-      </w:pPr>
-      <w:r>
-        <w:t xml:space="preserve">Откройте файл</w:t>
-      </w:r>
-      <w:r>
-        <w:t xml:space="preserve"> </w:t>
-      </w:r>
-      <w:r>
-        <w:rPr>
-          <w:rStyle w:val="VerbatimChar"/>
-        </w:rPr>
-        <w:t xml:space="preserve">.md</w:t>
-      </w:r>
-      <w:r>
-        <w:t xml:space="preserve"> </w:t>
-      </w:r>
-      <w:r>
-        <w:t xml:space="preserve">в VS Code / Cursor с предпросмотром Mermaid.</w:t>
-      </w:r>
-    </w:p>
-    <w:p>
-      <w:pPr>
-        <w:pStyle w:val="Compact"/>
-        <w:numPr>
-          <w:ilvl w:val="0"/>
-          <w:numId w:val="1002"/>
-        </w:numPr>
-      </w:pPr>
-      <w:r>
-        <w:t xml:space="preserve">Экспортируйте рисунки как PNG (или перерисуйте в draw.io / Visio по схеме выше).</w:t>
-      </w:r>
-    </w:p>
-    <w:p>
-      <w:pPr>
-        <w:pStyle w:val="Compact"/>
-        <w:numPr>
-          <w:ilvl w:val="0"/>
-          <w:numId w:val="1002"/>
-        </w:numPr>
-      </w:pPr>
-      <w:r>
-        <w:t xml:space="preserve">Вставьте подписи: «Рисунок 1. Контекстная диаграмма IDEF0», «Рисунок 2. Декомпозиция контекстной диаграммы IDEF0».</w:t>
-      </w:r>
-    </w:p>
-    <w:bookmarkEnd w:id="14"/>
     <w:bookmarkEnd w:id="15"/>
+    <w:bookmarkEnd w:id="16"/>
     <w:sectPr>
       <w:footnotePr>
         <w:numRestart w:val="eachSect"/>
@@ -1402,36 +2763,6 @@
     <w:abstractNumId w:val="990"/>
   </w:num>
   <w:num w:numId="1001">
-    <w:abstractNumId w:val="99411"/>
-    <w:lvlOverride w:ilvl="0">
-      <w:startOverride w:val="1"/>
-    </w:lvlOverride>
-    <w:lvlOverride w:ilvl="1">
-      <w:startOverride w:val="1"/>
-    </w:lvlOverride>
-    <w:lvlOverride w:ilvl="2">
-      <w:startOverride w:val="1"/>
-    </w:lvlOverride>
-    <w:lvlOverride w:ilvl="3">
-      <w:startOverride w:val="1"/>
-    </w:lvlOverride>
-    <w:lvlOverride w:ilvl="4">
-      <w:startOverride w:val="1"/>
-    </w:lvlOverride>
-    <w:lvlOverride w:ilvl="5">
-      <w:startOverride w:val="1"/>
-    </w:lvlOverride>
-    <w:lvlOverride w:ilvl="6">
-      <w:startOverride w:val="1"/>
-    </w:lvlOverride>
-    <w:lvlOverride w:ilvl="7">
-      <w:startOverride w:val="1"/>
-    </w:lvlOverride>
-    <w:lvlOverride w:ilvl="8">
-      <w:startOverride w:val="1"/>
-    </w:lvlOverride>
-  </w:num>
-  <w:num w:numId="1002">
     <w:abstractNumId w:val="99411"/>
     <w:lvlOverride w:ilvl="0">
       <w:startOverride w:val="1"/>
